--- a/doc/詩/唐朝/李白/李白-早發白帝城(下江陵).docx
+++ b/doc/詩/唐朝/李白/李白-早發白帝城(下江陵).docx
@@ -1,6 +1,6 @@
 
 <file path=word/document.xml><?xml version="1.0" encoding="utf-8"?>
-<w:document xmlns:wpc="http://schemas.microsoft.com/office/word/2010/wordprocessingCanvas" xmlns:cx="http://schemas.microsoft.com/office/drawing/2014/chartex" xmlns:cx1="http://schemas.microsoft.com/office/drawing/2015/9/8/chartex" xmlns:cx2="http://schemas.microsoft.com/office/drawing/2015/10/21/chartex" xmlns:cx3="http://schemas.microsoft.com/office/drawing/2016/5/9/chartex" xmlns:cx4="http://schemas.microsoft.com/office/drawing/2016/5/10/chartex" xmlns:cx5="http://schemas.microsoft.com/office/drawing/2016/5/11/chartex" xmlns:cx6="http://schemas.microsoft.com/office/drawing/2016/5/12/chartex" xmlns:cx7="http://schemas.microsoft.com/office/drawing/2016/5/13/chartex" xmlns:cx8="http://schemas.microsoft.com/office/drawing/2016/5/14/chartex" xmlns:mc="http://schemas.openxmlformats.org/markup-compatibility/2006" xmlns:aink="http://schemas.microsoft.com/office/drawing/2016/ink" xmlns:am3d="http://schemas.microsoft.com/office/drawing/2017/model3d" xmlns:o="urn:schemas-microsoft-com:office:office" xmlns:r="http://schemas.openxmlformats.org/officeDocument/2006/relationships" xmlns:m="http://schemas.openxmlformats.org/officeDocument/2006/math" xmlns:v="urn:schemas-microsoft-com:vml" xmlns:wp14="http://schemas.microsoft.com/office/word/2010/wordprocessingDrawing" xmlns:wp="http://schemas.openxmlformats.org/drawingml/2006/wordprocessingDrawing" xmlns:w10="urn:schemas-microsoft-com:office:word" xmlns:w="http://schemas.openxmlformats.org/wordprocessingml/2006/main" xmlns:w14="http://schemas.microsoft.com/office/word/2010/wordml" xmlns:w15="http://schemas.microsoft.com/office/word/2012/wordml" xmlns:w16cex="http://schemas.microsoft.com/office/word/2018/wordml/cex" xmlns:w16cid="http://schemas.microsoft.com/office/word/2016/wordml/cid" xmlns:w16="http://schemas.microsoft.com/office/word/2018/wordml" xmlns:w16sdtdh="http://schemas.microsoft.com/office/word/2020/wordml/sdtdatahash" xmlns:w16se="http://schemas.microsoft.com/office/word/2015/wordml/symex" xmlns:wpg="http://schemas.microsoft.com/office/word/2010/wordprocessingGroup" xmlns:wpi="http://schemas.microsoft.com/office/word/2010/wordprocessingInk" xmlns:wne="http://schemas.microsoft.com/office/word/2006/wordml" xmlns:wps="http://schemas.microsoft.com/office/word/2010/wordprocessingShape" mc:Ignorable="w14 w15 w16se w16cid w16 w16cex w16sdtdh wp14">
+<w:document xmlns:wpc="http://schemas.microsoft.com/office/word/2010/wordprocessingCanvas" xmlns:cx="http://schemas.microsoft.com/office/drawing/2014/chartex" xmlns:cx1="http://schemas.microsoft.com/office/drawing/2015/9/8/chartex" xmlns:cx2="http://schemas.microsoft.com/office/drawing/2015/10/21/chartex" xmlns:cx3="http://schemas.microsoft.com/office/drawing/2016/5/9/chartex" xmlns:cx4="http://schemas.microsoft.com/office/drawing/2016/5/10/chartex" xmlns:cx5="http://schemas.microsoft.com/office/drawing/2016/5/11/chartex" xmlns:cx6="http://schemas.microsoft.com/office/drawing/2016/5/12/chartex" xmlns:cx7="http://schemas.microsoft.com/office/drawing/2016/5/13/chartex" xmlns:cx8="http://schemas.microsoft.com/office/drawing/2016/5/14/chartex" xmlns:mc="http://schemas.openxmlformats.org/markup-compatibility/2006" xmlns:aink="http://schemas.microsoft.com/office/drawing/2016/ink" xmlns:am3d="http://schemas.microsoft.com/office/drawing/2017/model3d" xmlns:o="urn:schemas-microsoft-com:office:office" xmlns:oel="http://schemas.microsoft.com/office/2019/extlst" xmlns:r="http://schemas.openxmlformats.org/officeDocument/2006/relationships" xmlns:m="http://schemas.openxmlformats.org/officeDocument/2006/math" xmlns:v="urn:schemas-microsoft-com:vml" xmlns:wp14="http://schemas.microsoft.com/office/word/2010/wordprocessingDrawing" xmlns:wp="http://schemas.openxmlformats.org/drawingml/2006/wordprocessingDrawing" xmlns:w10="urn:schemas-microsoft-com:office:word" xmlns:w="http://schemas.openxmlformats.org/wordprocessingml/2006/main" xmlns:w14="http://schemas.microsoft.com/office/word/2010/wordml" xmlns:w15="http://schemas.microsoft.com/office/word/2012/wordml" xmlns:w16cex="http://schemas.microsoft.com/office/word/2018/wordml/cex" xmlns:w16cid="http://schemas.microsoft.com/office/word/2016/wordml/cid" xmlns:w16="http://schemas.microsoft.com/office/word/2018/wordml" xmlns:w16du="http://schemas.microsoft.com/office/word/2023/wordml/word16du" xmlns:w16sdtdh="http://schemas.microsoft.com/office/word/2020/wordml/sdtdatahash" xmlns:w16sdtfl="http://schemas.microsoft.com/office/word/2024/wordml/sdtformatlock" xmlns:w16se="http://schemas.microsoft.com/office/word/2015/wordml/symex" xmlns:wpg="http://schemas.microsoft.com/office/word/2010/wordprocessingGroup" xmlns:wpi="http://schemas.microsoft.com/office/word/2010/wordprocessingInk" xmlns:wne="http://schemas.microsoft.com/office/word/2006/wordml" xmlns:wps="http://schemas.microsoft.com/office/word/2010/wordprocessingShape" mc:Ignorable="w14 w15 w16se w16cid w16 w16cex w16sdtdh w16sdtfl w16du wp14">
   <w:body>
     <w:p>
       <w:pPr>
@@ -13,6 +13,39 @@
           <w:szCs w:val="27"/>
         </w:rPr>
       </w:pPr>
+      <w:r>
+        <w:rPr>
+          <w:rFonts w:ascii="標楷體" w:eastAsia="標楷體" w:hAnsi="標楷體" w:cs="Times New Roman" w:hint="eastAsia"/>
+          <w:b/>
+          <w:color w:val="000000"/>
+          <w:kern w:val="0"/>
+          <w:sz w:val="48"/>
+          <w:szCs w:val="48"/>
+        </w:rPr>
+        <w:t>李白《</w:t>
+      </w:r>
+      <w:r>
+        <w:rPr>
+          <w:rFonts w:ascii="標楷體" w:eastAsia="標楷體" w:hAnsi="標楷體" w:cs="Times New Roman" w:hint="eastAsia"/>
+          <w:b/>
+          <w:color w:val="000000"/>
+          <w:kern w:val="0"/>
+          <w:sz w:val="48"/>
+          <w:szCs w:val="48"/>
+        </w:rPr>
+        <w:t>早發白帝城(下江陵)</w:t>
+      </w:r>
+      <w:r>
+        <w:rPr>
+          <w:rFonts w:ascii="標楷體" w:eastAsia="標楷體" w:hAnsi="標楷體" w:cs="Times New Roman" w:hint="eastAsia"/>
+          <w:b/>
+          <w:color w:val="000000"/>
+          <w:kern w:val="0"/>
+          <w:sz w:val="48"/>
+          <w:szCs w:val="48"/>
+        </w:rPr>
+        <w:t>》</w:t>
+      </w:r>
       <w:r>
         <w:rPr>
           <w:rFonts w:ascii="標楷體" w:eastAsia="標楷體" w:hAnsi="標楷體" w:cs="Times New Roman" w:hint="eastAsia"/>
@@ -22,39 +55,6 @@
           <w:sz w:val="52"/>
           <w:szCs w:val="52"/>
         </w:rPr>
-        <w:t>李白《</w:t>
-      </w:r>
-      <w:r>
-        <w:rPr>
-          <w:rFonts w:ascii="標楷體" w:eastAsia="標楷體" w:hAnsi="標楷體" w:cs="Times New Roman" w:hint="eastAsia"/>
-          <w:b/>
-          <w:color w:val="000000"/>
-          <w:kern w:val="0"/>
-          <w:sz w:val="52"/>
-          <w:szCs w:val="52"/>
-        </w:rPr>
-        <w:t>早發白帝城(下江陵)</w:t>
-      </w:r>
-      <w:r>
-        <w:rPr>
-          <w:rFonts w:ascii="標楷體" w:eastAsia="標楷體" w:hAnsi="標楷體" w:cs="Times New Roman" w:hint="eastAsia"/>
-          <w:b/>
-          <w:color w:val="000000"/>
-          <w:kern w:val="0"/>
-          <w:sz w:val="52"/>
-          <w:szCs w:val="52"/>
-        </w:rPr>
-        <w:t>》</w:t>
-      </w:r>
-      <w:r>
-        <w:rPr>
-          <w:rFonts w:ascii="標楷體" w:eastAsia="標楷體" w:hAnsi="標楷體" w:cs="Times New Roman" w:hint="eastAsia"/>
-          <w:b/>
-          <w:color w:val="000000"/>
-          <w:kern w:val="0"/>
-          <w:sz w:val="52"/>
-          <w:szCs w:val="52"/>
-        </w:rPr>
         <w:t xml:space="preserve"> </w:t>
       </w:r>
       <w:r>
@@ -79,7 +79,6 @@
           <w:szCs w:val="32"/>
         </w:rPr>
       </w:pPr>
-      <w:proofErr w:type="gramStart"/>
       <w:r>
         <w:rPr>
           <w:rFonts w:ascii="標楷體" w:eastAsia="標楷體" w:hAnsi="標楷體" w:cs="Arial" w:hint="eastAsia"/>
@@ -88,9 +87,20 @@
           <w:sz w:val="32"/>
           <w:szCs w:val="32"/>
         </w:rPr>
-        <w:t>朝辭白</w:t>
-      </w:r>
-      <w:proofErr w:type="gramEnd"/>
+        <w:t>朝辭白帝彩雲間，千里江陵一日還。</w:t>
+      </w:r>
+    </w:p>
+    <w:p>
+      <w:pPr>
+        <w:spacing w:beforeLines="50" w:before="180" w:line="520" w:lineRule="exact"/>
+        <w:rPr>
+          <w:rFonts w:ascii="標楷體" w:eastAsia="標楷體" w:hAnsi="標楷體" w:cs="Arial"/>
+          <w:bCs/>
+          <w:color w:val="0F0F0F"/>
+          <w:sz w:val="32"/>
+          <w:szCs w:val="32"/>
+        </w:rPr>
+      </w:pPr>
       <w:r>
         <w:rPr>
           <w:rFonts w:ascii="標楷體" w:eastAsia="標楷體" w:hAnsi="標楷體" w:cs="Arial" w:hint="eastAsia"/>
@@ -99,51 +109,7 @@
           <w:sz w:val="32"/>
           <w:szCs w:val="32"/>
         </w:rPr>
-        <w:t>帝彩雲間，千里江陵一日還。</w:t>
-      </w:r>
-    </w:p>
-    <w:p>
-      <w:pPr>
-        <w:spacing w:beforeLines="50" w:before="180" w:line="520" w:lineRule="exact"/>
-        <w:rPr>
-          <w:rFonts w:ascii="標楷體" w:eastAsia="標楷體" w:hAnsi="標楷體" w:cs="Arial"/>
-          <w:bCs/>
-          <w:color w:val="0F0F0F"/>
-          <w:sz w:val="32"/>
-          <w:szCs w:val="32"/>
-        </w:rPr>
-      </w:pPr>
-      <w:r>
-        <w:rPr>
-          <w:rFonts w:ascii="標楷體" w:eastAsia="標楷體" w:hAnsi="標楷體" w:cs="Arial" w:hint="eastAsia"/>
-          <w:bCs/>
-          <w:color w:val="0F0F0F"/>
-          <w:sz w:val="32"/>
-          <w:szCs w:val="32"/>
-        </w:rPr>
-        <w:t>兩岸猿聲</w:t>
-      </w:r>
-      <w:proofErr w:type="gramStart"/>
-      <w:r>
-        <w:rPr>
-          <w:rFonts w:ascii="標楷體" w:eastAsia="標楷體" w:hAnsi="標楷體" w:cs="Arial" w:hint="eastAsia"/>
-          <w:bCs/>
-          <w:color w:val="0F0F0F"/>
-          <w:sz w:val="32"/>
-          <w:szCs w:val="32"/>
-        </w:rPr>
-        <w:t>啼</w:t>
-      </w:r>
-      <w:proofErr w:type="gramEnd"/>
-      <w:r>
-        <w:rPr>
-          <w:rFonts w:ascii="標楷體" w:eastAsia="標楷體" w:hAnsi="標楷體" w:cs="Arial" w:hint="eastAsia"/>
-          <w:bCs/>
-          <w:color w:val="0F0F0F"/>
-          <w:sz w:val="32"/>
-          <w:szCs w:val="32"/>
-        </w:rPr>
-        <w:t>不住，輕舟已過萬重山。</w:t>
+        <w:t>兩岸猿聲啼不住，輕舟已過萬重山。</w:t>
       </w:r>
     </w:p>
     <w:p>
@@ -172,7 +138,7 @@
           <w:ilvl w:val="0"/>
           <w:numId w:val="6"/>
         </w:numPr>
-        <w:spacing w:line="440" w:lineRule="exact"/>
+        <w:spacing w:line="480" w:lineRule="exact"/>
         <w:ind w:leftChars="0" w:left="284" w:hanging="284"/>
         <w:rPr>
           <w:rFonts w:ascii="標楷體" w:eastAsia="標楷體" w:hAnsi="標楷體" w:cs="新細明體"/>
@@ -196,7 +162,7 @@
           <w:ilvl w:val="0"/>
           <w:numId w:val="6"/>
         </w:numPr>
-        <w:spacing w:line="440" w:lineRule="exact"/>
+        <w:spacing w:line="480" w:lineRule="exact"/>
         <w:ind w:leftChars="0" w:left="284" w:hanging="284"/>
         <w:rPr>
           <w:rFonts w:ascii="標楷體" w:eastAsia="標楷體" w:hAnsi="標楷體" w:cs="新細明體"/>
@@ -262,7 +228,6 @@
         </w:rPr>
         <w:t xml:space="preserve"> </w:t>
       </w:r>
-      <w:proofErr w:type="gramStart"/>
       <w:r>
         <w:rPr>
           <w:rFonts w:ascii="標楷體" w:eastAsia="標楷體" w:hAnsi="標楷體" w:cs="標楷體" w:hint="eastAsia"/>
@@ -272,7 +237,6 @@
         </w:rPr>
         <w:t>奉節縣</w:t>
       </w:r>
-      <w:proofErr w:type="gramEnd"/>
       <w:r>
         <w:rPr>
           <w:rFonts w:ascii="標楷體" w:eastAsia="標楷體" w:hAnsi="標楷體" w:cs="標楷體" w:hint="eastAsia"/>
@@ -306,7 +270,6 @@
         </w:rPr>
         <w:t>，與</w:t>
       </w:r>
-      <w:proofErr w:type="gramStart"/>
       <w:r>
         <w:rPr>
           <w:rFonts w:ascii="標楷體" w:eastAsia="標楷體" w:hAnsi="標楷體" w:cs="新細明體" w:hint="eastAsia"/>
@@ -316,7 +279,6 @@
         </w:rPr>
         <w:t>巫</w:t>
       </w:r>
-      <w:proofErr w:type="gramEnd"/>
       <w:r>
         <w:rPr>
           <w:rFonts w:ascii="標楷體" w:eastAsia="標楷體" w:hAnsi="標楷體" w:cs="新細明體" w:hint="eastAsia"/>
@@ -326,7 +288,6 @@
         </w:rPr>
         <w:t>(</w:t>
       </w:r>
-      <w:proofErr w:type="gramStart"/>
       <w:r>
         <w:rPr>
           <w:rFonts w:ascii="標楷體" w:eastAsia="標楷體" w:hAnsi="標楷體" w:cs="新細明體" w:hint="eastAsia"/>
@@ -337,7 +298,6 @@
         </w:rPr>
         <w:t>ㄨ</w:t>
       </w:r>
-      <w:proofErr w:type="gramEnd"/>
       <w:r>
         <w:rPr>
           <w:rFonts w:ascii="標楷體" w:eastAsia="標楷體" w:hAnsi="標楷體" w:cs="新細明體" w:hint="eastAsia"/>
@@ -372,7 +332,7 @@
           <w:ilvl w:val="0"/>
           <w:numId w:val="6"/>
         </w:numPr>
-        <w:spacing w:line="440" w:lineRule="exact"/>
+        <w:spacing w:line="480" w:lineRule="exact"/>
         <w:ind w:leftChars="0" w:left="284" w:hanging="284"/>
         <w:rPr>
           <w:rFonts w:ascii="標楷體" w:eastAsia="標楷體" w:hAnsi="標楷體" w:cs="標楷體"/>
@@ -426,27 +386,7 @@
           <w:sz w:val="28"/>
           <w:szCs w:val="28"/>
         </w:rPr>
-        <w:t>上，地勢高聳，從山下江中仰望，</w:t>
-      </w:r>
-      <w:proofErr w:type="gramStart"/>
-      <w:r>
-        <w:rPr>
-          <w:rFonts w:ascii="標楷體" w:eastAsia="標楷體" w:hAnsi="標楷體" w:cs="標楷體" w:hint="eastAsia"/>
-          <w:spacing w:val="-6"/>
-          <w:sz w:val="28"/>
-          <w:szCs w:val="28"/>
-        </w:rPr>
-        <w:t>彷彿聳入雲</w:t>
-      </w:r>
-      <w:proofErr w:type="gramEnd"/>
-      <w:r>
-        <w:rPr>
-          <w:rFonts w:ascii="標楷體" w:eastAsia="標楷體" w:hAnsi="標楷體" w:cs="標楷體" w:hint="eastAsia"/>
-          <w:spacing w:val="-6"/>
-          <w:sz w:val="28"/>
-          <w:szCs w:val="28"/>
-        </w:rPr>
-        <w:t>間。</w:t>
+        <w:t>上，地勢高聳，從山下江中仰望，彷彿聳入雲間。</w:t>
       </w:r>
     </w:p>
     <w:p>
@@ -456,7 +396,7 @@
           <w:ilvl w:val="0"/>
           <w:numId w:val="6"/>
         </w:numPr>
-        <w:spacing w:line="440" w:lineRule="exact"/>
+        <w:spacing w:line="480" w:lineRule="exact"/>
         <w:ind w:leftChars="0" w:left="284" w:hanging="284"/>
         <w:rPr>
           <w:rFonts w:ascii="標楷體" w:eastAsia="標楷體" w:hAnsi="標楷體" w:cs="標楷體"/>
@@ -565,7 +505,7 @@
           <w:ilvl w:val="0"/>
           <w:numId w:val="6"/>
         </w:numPr>
-        <w:spacing w:line="440" w:lineRule="exact"/>
+        <w:spacing w:line="480" w:lineRule="exact"/>
         <w:ind w:leftChars="0" w:left="284" w:hanging="284"/>
         <w:rPr>
           <w:rFonts w:ascii="標楷體" w:eastAsia="標楷體" w:hAnsi="標楷體" w:cs="新細明體"/>
@@ -589,7 +529,7 @@
           <w:ilvl w:val="0"/>
           <w:numId w:val="6"/>
         </w:numPr>
-        <w:spacing w:line="440" w:lineRule="exact"/>
+        <w:spacing w:line="480" w:lineRule="exact"/>
         <w:ind w:leftChars="0" w:left="284" w:hanging="284"/>
         <w:rPr>
           <w:rFonts w:ascii="標楷體" w:eastAsia="標楷體" w:hAnsi="標楷體" w:cs="新細明體"/>
@@ -613,7 +553,7 @@
           <w:ilvl w:val="0"/>
           <w:numId w:val="6"/>
         </w:numPr>
-        <w:spacing w:line="440" w:lineRule="exact"/>
+        <w:spacing w:line="480" w:lineRule="exact"/>
         <w:ind w:leftChars="0" w:left="284" w:hanging="284"/>
         <w:rPr>
           <w:rFonts w:ascii="標楷體" w:eastAsia="標楷體" w:hAnsi="標楷體" w:cs="新細明體"/>
@@ -651,10 +591,10 @@
     </w:p>
     <w:p>
       <w:pPr>
-        <w:spacing w:line="440" w:lineRule="exact"/>
+        <w:spacing w:line="480" w:lineRule="exact"/>
         <w:jc w:val="both"/>
         <w:rPr>
-          <w:rFonts w:ascii="標楷體" w:eastAsia="標楷體" w:hAnsi="標楷體" w:hint="eastAsia"/>
+          <w:rFonts w:ascii="標楷體" w:eastAsia="標楷體" w:hAnsi="標楷體"/>
           <w:spacing w:val="-6"/>
           <w:sz w:val="28"/>
           <w:szCs w:val="28"/>
@@ -796,10 +736,10 @@
     </w:p>
     <w:p>
       <w:pPr>
-        <w:spacing w:line="440" w:lineRule="exact"/>
+        <w:spacing w:line="480" w:lineRule="exact"/>
         <w:jc w:val="both"/>
         <w:rPr>
-          <w:rFonts w:ascii="標楷體" w:eastAsia="標楷體" w:hAnsi="標楷體" w:hint="eastAsia"/>
+          <w:rFonts w:ascii="標楷體" w:eastAsia="標楷體" w:hAnsi="標楷體"/>
           <w:spacing w:val="-6"/>
           <w:sz w:val="28"/>
           <w:szCs w:val="28"/>
@@ -851,27 +791,7 @@
           <w:sz w:val="28"/>
           <w:szCs w:val="28"/>
         </w:rPr>
-        <w:t>的行旅詩，但其中意境與氣勢卻極為宏大。詩的開頭「</w:t>
-      </w:r>
-      <w:proofErr w:type="gramStart"/>
-      <w:r>
-        <w:rPr>
-          <w:rFonts w:ascii="標楷體" w:eastAsia="標楷體" w:hAnsi="標楷體" w:hint="eastAsia"/>
-          <w:spacing w:val="-6"/>
-          <w:sz w:val="28"/>
-          <w:szCs w:val="28"/>
-        </w:rPr>
-        <w:t>朝辭白</w:t>
-      </w:r>
-      <w:proofErr w:type="gramEnd"/>
-      <w:r>
-        <w:rPr>
-          <w:rFonts w:ascii="標楷體" w:eastAsia="標楷體" w:hAnsi="標楷體" w:hint="eastAsia"/>
-          <w:spacing w:val="-6"/>
-          <w:sz w:val="28"/>
-          <w:szCs w:val="28"/>
-        </w:rPr>
-        <w:t>帝彩雲間」，描寫作者清晨離開</w:t>
+        <w:t>的行旅詩，但其中意境與氣勢卻極為宏大。詩的開頭「朝辭白帝彩雲間」，描寫作者清晨離開</w:t>
       </w:r>
       <w:r>
         <w:rPr>
@@ -967,29 +887,8 @@
           <w:sz w:val="28"/>
           <w:szCs w:val="28"/>
         </w:rPr>
-        <w:t>，</w:t>
-      </w:r>
-      <w:proofErr w:type="gramStart"/>
-      <w:r>
-        <w:rPr>
-          <w:rFonts w:ascii="標楷體" w:eastAsia="標楷體" w:hAnsi="標楷體" w:hint="eastAsia"/>
-          <w:spacing w:val="-6"/>
-          <w:sz w:val="28"/>
-          <w:szCs w:val="28"/>
-        </w:rPr>
-        <w:t>充滿仙氣</w:t>
-      </w:r>
-      <w:proofErr w:type="gramEnd"/>
-      <w:r>
-        <w:rPr>
-          <w:rFonts w:ascii="標楷體" w:eastAsia="標楷體" w:hAnsi="標楷體" w:hint="eastAsia"/>
-          <w:spacing w:val="-6"/>
-          <w:sz w:val="28"/>
-          <w:szCs w:val="28"/>
-        </w:rPr>
-        <w:t>，營造出一種</w:t>
-      </w:r>
-      <w:proofErr w:type="gramStart"/>
+        <w:t>，充滿仙氣，營造出一種</w:t>
+      </w:r>
       <w:r>
         <w:rPr>
           <w:rFonts w:ascii="標楷體" w:eastAsia="標楷體" w:hAnsi="標楷體" w:hint="eastAsia"/>
@@ -1010,7 +909,6 @@
         </w:rPr>
         <w:t>、</w:t>
       </w:r>
-      <w:proofErr w:type="gramEnd"/>
       <w:r>
         <w:rPr>
           <w:rFonts w:ascii="標楷體" w:eastAsia="標楷體" w:hAnsi="標楷體" w:hint="eastAsia"/>
@@ -1093,10 +991,10 @@
     </w:p>
     <w:p>
       <w:pPr>
-        <w:spacing w:line="440" w:lineRule="exact"/>
+        <w:spacing w:line="480" w:lineRule="exact"/>
         <w:jc w:val="both"/>
         <w:rPr>
-          <w:rFonts w:ascii="標楷體" w:eastAsia="標楷體" w:hAnsi="標楷體" w:hint="eastAsia"/>
+          <w:rFonts w:ascii="標楷體" w:eastAsia="標楷體" w:hAnsi="標楷體"/>
           <w:spacing w:val="-6"/>
           <w:sz w:val="28"/>
           <w:szCs w:val="28"/>
@@ -1123,10 +1021,10 @@
     </w:p>
     <w:p>
       <w:pPr>
-        <w:spacing w:line="440" w:lineRule="exact"/>
+        <w:spacing w:line="480" w:lineRule="exact"/>
         <w:jc w:val="both"/>
         <w:rPr>
-          <w:rFonts w:ascii="標楷體" w:eastAsia="標楷體" w:hAnsi="標楷體" w:hint="eastAsia"/>
+          <w:rFonts w:ascii="標楷體" w:eastAsia="標楷體" w:hAnsi="標楷體"/>
           <w:spacing w:val="-6"/>
           <w:sz w:val="28"/>
           <w:szCs w:val="28"/>
@@ -1148,27 +1046,7 @@
           <w:sz w:val="28"/>
           <w:szCs w:val="28"/>
         </w:rPr>
-        <w:t>第三句「兩岸猿聲</w:t>
-      </w:r>
-      <w:proofErr w:type="gramStart"/>
-      <w:r>
-        <w:rPr>
-          <w:rFonts w:ascii="標楷體" w:eastAsia="標楷體" w:hAnsi="標楷體" w:hint="eastAsia"/>
-          <w:spacing w:val="-6"/>
-          <w:sz w:val="28"/>
-          <w:szCs w:val="28"/>
-        </w:rPr>
-        <w:t>啼</w:t>
-      </w:r>
-      <w:proofErr w:type="gramEnd"/>
-      <w:r>
-        <w:rPr>
-          <w:rFonts w:ascii="標楷體" w:eastAsia="標楷體" w:hAnsi="標楷體" w:hint="eastAsia"/>
-          <w:spacing w:val="-6"/>
-          <w:sz w:val="28"/>
-          <w:szCs w:val="28"/>
-        </w:rPr>
-        <w:t>不住」，轉入對自然環境的描寫。猿聲</w:t>
+        <w:t>第三句「兩岸猿聲啼不住」，轉入對自然環境的描寫。猿聲</w:t>
       </w:r>
       <w:r>
         <w:rPr>
@@ -1208,27 +1086,7 @@
           <w:sz w:val="28"/>
           <w:szCs w:val="28"/>
         </w:rPr>
-        <w:t>出江山的險峻與壯美。詩人善於用細膩的聲音描寫，猿</w:t>
-      </w:r>
-      <w:proofErr w:type="gramStart"/>
-      <w:r>
-        <w:rPr>
-          <w:rFonts w:ascii="標楷體" w:eastAsia="標楷體" w:hAnsi="標楷體" w:hint="eastAsia"/>
-          <w:spacing w:val="-6"/>
-          <w:sz w:val="28"/>
-          <w:szCs w:val="28"/>
-        </w:rPr>
-        <w:t>啼聲既真實</w:t>
-      </w:r>
-      <w:proofErr w:type="gramEnd"/>
-      <w:r>
-        <w:rPr>
-          <w:rFonts w:ascii="標楷體" w:eastAsia="標楷體" w:hAnsi="標楷體" w:hint="eastAsia"/>
-          <w:spacing w:val="-6"/>
-          <w:sz w:val="28"/>
-          <w:szCs w:val="28"/>
-        </w:rPr>
-        <w:t>又具有</w:t>
+        <w:t>出江山的險峻與壯美。詩人善於用細膩的聲音描寫，猿啼聲既真實又具有</w:t>
       </w:r>
       <w:r>
         <w:rPr>
@@ -1253,22 +1111,23 @@
     </w:p>
     <w:p>
       <w:pPr>
-        <w:spacing w:line="440" w:lineRule="exact"/>
+        <w:spacing w:line="480" w:lineRule="exact"/>
         <w:jc w:val="both"/>
         <w:rPr>
-          <w:rFonts w:ascii="標楷體" w:eastAsia="標楷體" w:hAnsi="標楷體" w:hint="eastAsia"/>
-          <w:spacing w:val="-6"/>
-          <w:sz w:val="28"/>
-          <w:szCs w:val="28"/>
-        </w:rPr>
-      </w:pPr>
-      <w:r>
-        <w:rPr>
-          <w:rFonts w:ascii="標楷體" w:eastAsia="標楷體" w:hAnsi="標楷體" w:hint="eastAsia"/>
-          <w:spacing w:val="-6"/>
-          <w:sz w:val="28"/>
-          <w:szCs w:val="28"/>
-        </w:rPr>
+          <w:rFonts w:ascii="標楷體" w:eastAsia="標楷體" w:hAnsi="標楷體"/>
+          <w:spacing w:val="-6"/>
+          <w:sz w:val="28"/>
+          <w:szCs w:val="28"/>
+        </w:rPr>
+      </w:pPr>
+      <w:r>
+        <w:rPr>
+          <w:rFonts w:ascii="標楷體" w:eastAsia="標楷體" w:hAnsi="標楷體" w:hint="eastAsia"/>
+          <w:spacing w:val="-6"/>
+          <w:sz w:val="28"/>
+          <w:szCs w:val="28"/>
+        </w:rPr>
+        <w:lastRenderedPageBreak/>
         <w:t xml:space="preserve">　　</w:t>
       </w:r>
       <w:r>
@@ -1278,102 +1137,12 @@
           <w:sz w:val="28"/>
           <w:szCs w:val="28"/>
         </w:rPr>
-        <w:t>最後「輕舟已過萬重山」，以「萬重山」表現山巒重疊的景象，並</w:t>
-      </w:r>
-      <w:proofErr w:type="gramStart"/>
-      <w:r>
-        <w:rPr>
-          <w:rFonts w:ascii="標楷體" w:eastAsia="標楷體" w:hAnsi="標楷體" w:hint="eastAsia"/>
-          <w:spacing w:val="-6"/>
-          <w:sz w:val="28"/>
-          <w:szCs w:val="28"/>
-        </w:rPr>
-        <w:t>與前句的</w:t>
-      </w:r>
-      <w:proofErr w:type="gramEnd"/>
-      <w:r>
-        <w:rPr>
-          <w:rFonts w:ascii="標楷體" w:eastAsia="標楷體" w:hAnsi="標楷體" w:hint="eastAsia"/>
-          <w:spacing w:val="-6"/>
-          <w:sz w:val="28"/>
-          <w:szCs w:val="28"/>
-        </w:rPr>
-        <w:t>猿聲形成對比，突顯輕舟之快，猶如穿越重重障礙般的暢快，營造</w:t>
-      </w:r>
-      <w:proofErr w:type="gramStart"/>
-      <w:r>
-        <w:rPr>
-          <w:rFonts w:ascii="標楷體" w:eastAsia="標楷體" w:hAnsi="標楷體" w:hint="eastAsia"/>
-          <w:spacing w:val="-6"/>
-          <w:sz w:val="28"/>
-          <w:szCs w:val="28"/>
-        </w:rPr>
-        <w:t>出飛躍般</w:t>
-      </w:r>
-      <w:proofErr w:type="gramEnd"/>
-      <w:r>
-        <w:rPr>
-          <w:rFonts w:ascii="標楷體" w:eastAsia="標楷體" w:hAnsi="標楷體" w:hint="eastAsia"/>
-          <w:spacing w:val="-6"/>
-          <w:sz w:val="28"/>
-          <w:szCs w:val="28"/>
-        </w:rPr>
-        <w:t>的動感。</w:t>
-      </w:r>
-      <w:proofErr w:type="gramStart"/>
-      <w:r>
-        <w:rPr>
-          <w:rFonts w:ascii="標楷體" w:eastAsia="標楷體" w:hAnsi="標楷體" w:hint="eastAsia"/>
-          <w:spacing w:val="-6"/>
-          <w:sz w:val="28"/>
-          <w:szCs w:val="28"/>
-        </w:rPr>
-        <w:t>全</w:t>
-      </w:r>
-      <w:r>
-        <w:rPr>
-          <w:rFonts w:ascii="標楷體" w:eastAsia="標楷體" w:hAnsi="標楷體" w:hint="eastAsia"/>
-          <w:spacing w:val="-6"/>
-          <w:sz w:val="28"/>
-          <w:szCs w:val="28"/>
-        </w:rPr>
-        <w:lastRenderedPageBreak/>
-        <w:t>詩節奏</w:t>
-      </w:r>
-      <w:proofErr w:type="gramEnd"/>
-      <w:r>
-        <w:rPr>
-          <w:rFonts w:ascii="標楷體" w:eastAsia="標楷體" w:hAnsi="標楷體" w:hint="eastAsia"/>
-          <w:spacing w:val="-6"/>
-          <w:sz w:val="28"/>
-          <w:szCs w:val="28"/>
-        </w:rPr>
-        <w:t>明快，意境</w:t>
-      </w:r>
-      <w:proofErr w:type="gramStart"/>
-      <w:r>
-        <w:rPr>
-          <w:rFonts w:ascii="標楷體" w:eastAsia="標楷體" w:hAnsi="標楷體" w:hint="eastAsia"/>
-          <w:spacing w:val="-6"/>
-          <w:sz w:val="28"/>
-          <w:szCs w:val="28"/>
-        </w:rPr>
-        <w:t>開闊，</w:t>
-      </w:r>
-      <w:proofErr w:type="gramEnd"/>
-      <w:r>
-        <w:rPr>
-          <w:rFonts w:ascii="標楷體" w:eastAsia="標楷體" w:hAnsi="標楷體" w:hint="eastAsia"/>
-          <w:spacing w:val="-6"/>
-          <w:sz w:val="28"/>
-          <w:szCs w:val="28"/>
-        </w:rPr>
-        <w:t>既描寫自然景色，又展現詩人豪放不羈、飄逸灑脫的個性。</w:t>
-      </w:r>
-    </w:p>
-    <w:p>
-      <w:pPr>
-        <w:spacing w:line="440" w:lineRule="exact"/>
+        <w:t>最後「輕舟已過萬重山」，以「萬重山」表現山巒重疊的景象，並與前句的猿聲形成對比，突顯輕舟之快，猶如穿越重重障礙般的暢快，營造出飛躍般的動感。全詩節奏明快，意境開闊，既描寫自然景色，又展現詩人豪放不羈、飄逸灑脫的個性。</w:t>
+      </w:r>
+    </w:p>
+    <w:p>
+      <w:pPr>
+        <w:spacing w:line="480" w:lineRule="exact"/>
         <w:jc w:val="both"/>
         <w:rPr>
           <w:rFonts w:ascii="標楷體" w:eastAsia="標楷體" w:hAnsi="標楷體"/>
@@ -1397,27 +1166,7 @@
           <w:sz w:val="28"/>
           <w:szCs w:val="28"/>
         </w:rPr>
-        <w:t>總體而言，這</w:t>
-      </w:r>
-      <w:proofErr w:type="gramStart"/>
-      <w:r>
-        <w:rPr>
-          <w:rFonts w:ascii="標楷體" w:eastAsia="標楷體" w:hAnsi="標楷體" w:hint="eastAsia"/>
-          <w:spacing w:val="-6"/>
-          <w:sz w:val="28"/>
-          <w:szCs w:val="28"/>
-        </w:rPr>
-        <w:t>首詩雖短</w:t>
-      </w:r>
-      <w:proofErr w:type="gramEnd"/>
-      <w:r>
-        <w:rPr>
-          <w:rFonts w:ascii="標楷體" w:eastAsia="標楷體" w:hAnsi="標楷體" w:hint="eastAsia"/>
-          <w:spacing w:val="-6"/>
-          <w:sz w:val="28"/>
-          <w:szCs w:val="28"/>
-        </w:rPr>
-        <w:t>，但兼具浪漫色彩、動靜結合和</w:t>
+        <w:t>總體而言，這首詩雖短，但兼具浪漫色彩、動靜結合和</w:t>
       </w:r>
       <w:r>
         <w:rPr>
@@ -1476,47 +1225,7 @@
           <w:sz w:val="28"/>
           <w:szCs w:val="28"/>
         </w:rPr>
-        <w:t>而形象的筆法，</w:t>
-      </w:r>
-      <w:proofErr w:type="gramStart"/>
-      <w:r>
-        <w:rPr>
-          <w:rFonts w:ascii="標楷體" w:eastAsia="標楷體" w:hAnsi="標楷體" w:hint="eastAsia"/>
-          <w:spacing w:val="-6"/>
-          <w:sz w:val="28"/>
-          <w:szCs w:val="28"/>
-        </w:rPr>
-        <w:t>將晨起離</w:t>
-      </w:r>
-      <w:proofErr w:type="gramEnd"/>
-      <w:r>
-        <w:rPr>
-          <w:rFonts w:ascii="標楷體" w:eastAsia="標楷體" w:hAnsi="標楷體" w:hint="eastAsia"/>
-          <w:spacing w:val="-6"/>
-          <w:sz w:val="28"/>
-          <w:szCs w:val="28"/>
-        </w:rPr>
-        <w:t>城、順流而下的行旅經歷化作詩</w:t>
-      </w:r>
-      <w:proofErr w:type="gramStart"/>
-      <w:r>
-        <w:rPr>
-          <w:rFonts w:ascii="標楷體" w:eastAsia="標楷體" w:hAnsi="標楷體" w:hint="eastAsia"/>
-          <w:spacing w:val="-6"/>
-          <w:sz w:val="28"/>
-          <w:szCs w:val="28"/>
-        </w:rPr>
-        <w:t>中畫卷</w:t>
-      </w:r>
-      <w:proofErr w:type="gramEnd"/>
-      <w:r>
-        <w:rPr>
-          <w:rFonts w:ascii="標楷體" w:eastAsia="標楷體" w:hAnsi="標楷體" w:hint="eastAsia"/>
-          <w:spacing w:val="-6"/>
-          <w:sz w:val="28"/>
-          <w:szCs w:val="28"/>
-        </w:rPr>
-        <w:t>，表現了詩人超然世俗、隨遇而安、</w:t>
+        <w:t>而形象的筆法，將晨起離城、順流而下的行旅經歷化作詩中畫卷，表現了詩人超然世俗、隨遇而安、</w:t>
       </w:r>
       <w:r>
         <w:rPr>
@@ -1565,11 +1274,11 @@
           <w:ilvl w:val="0"/>
           <w:numId w:val="2"/>
         </w:numPr>
-        <w:spacing w:line="440" w:lineRule="exact"/>
+        <w:spacing w:line="480" w:lineRule="exact"/>
         <w:ind w:leftChars="0" w:left="284" w:hanging="284"/>
         <w:jc w:val="both"/>
         <w:rPr>
-          <w:rFonts w:ascii="標楷體" w:eastAsia="標楷體" w:hAnsi="標楷體" w:hint="eastAsia"/>
+          <w:rFonts w:ascii="標楷體" w:eastAsia="標楷體" w:hAnsi="標楷體"/>
           <w:spacing w:val="-6"/>
           <w:sz w:val="28"/>
           <w:szCs w:val="28"/>
@@ -1593,7 +1302,6 @@
         </w:rPr>
         <w:t>（</w:t>
       </w:r>
-      <w:proofErr w:type="gramStart"/>
       <w:r>
         <w:rPr>
           <w:rFonts w:ascii="標楷體" w:eastAsia="標楷體" w:hAnsi="標楷體" w:hint="eastAsia"/>
@@ -1604,7 +1312,6 @@
         </w:rPr>
         <w:t>ㄏㄢˋ</w:t>
       </w:r>
-      <w:proofErr w:type="gramEnd"/>
       <w:r>
         <w:rPr>
           <w:rFonts w:ascii="標楷體" w:eastAsia="標楷體" w:hAnsi="標楷體" w:hint="eastAsia"/>
@@ -1631,17 +1338,16 @@
           <w:ilvl w:val="0"/>
           <w:numId w:val="2"/>
         </w:numPr>
-        <w:spacing w:line="440" w:lineRule="exact"/>
+        <w:spacing w:line="480" w:lineRule="exact"/>
         <w:ind w:leftChars="0" w:left="284" w:hanging="284"/>
         <w:jc w:val="both"/>
         <w:rPr>
-          <w:rFonts w:ascii="標楷體" w:eastAsia="標楷體" w:hAnsi="標楷體" w:hint="eastAsia"/>
-          <w:spacing w:val="-6"/>
-          <w:sz w:val="28"/>
-          <w:szCs w:val="28"/>
-        </w:rPr>
-      </w:pPr>
-      <w:proofErr w:type="gramStart"/>
+          <w:rFonts w:ascii="標楷體" w:eastAsia="標楷體" w:hAnsi="標楷體"/>
+          <w:spacing w:val="-6"/>
+          <w:sz w:val="28"/>
+          <w:szCs w:val="28"/>
+        </w:rPr>
+      </w:pPr>
       <w:r>
         <w:rPr>
           <w:rFonts w:ascii="標楷體" w:eastAsia="標楷體" w:hAnsi="標楷體" w:hint="eastAsia"/>
@@ -1651,7 +1357,6 @@
         </w:rPr>
         <w:t>瑰</w:t>
       </w:r>
-      <w:proofErr w:type="gramEnd"/>
       <w:r>
         <w:rPr>
           <w:rFonts w:ascii="標楷體" w:eastAsia="標楷體" w:hAnsi="標楷體" w:hint="eastAsia"/>
@@ -1661,7 +1366,6 @@
         </w:rPr>
         <w:t>（</w:t>
       </w:r>
-      <w:proofErr w:type="gramStart"/>
       <w:r>
         <w:rPr>
           <w:rFonts w:ascii="標楷體" w:eastAsia="標楷體" w:hAnsi="標楷體" w:hint="eastAsia"/>
@@ -1672,7 +1376,6 @@
         </w:rPr>
         <w:t>ㄍㄨㄟ</w:t>
       </w:r>
-      <w:proofErr w:type="gramEnd"/>
       <w:r>
         <w:rPr>
           <w:rFonts w:ascii="標楷體" w:eastAsia="標楷體" w:hAnsi="標楷體" w:hint="eastAsia"/>
@@ -1719,7 +1422,6 @@
         </w:rPr>
         <w:t>（</w:t>
       </w:r>
-      <w:proofErr w:type="gramStart"/>
       <w:r>
         <w:rPr>
           <w:rFonts w:ascii="標楷體" w:eastAsia="標楷體" w:hAnsi="標楷體" w:hint="eastAsia"/>
@@ -1730,7 +1432,6 @@
         </w:rPr>
         <w:t>ㄒㄧ</w:t>
       </w:r>
-      <w:proofErr w:type="gramEnd"/>
       <w:r>
         <w:rPr>
           <w:rFonts w:ascii="標楷體" w:eastAsia="標楷體" w:hAnsi="標楷體" w:hint="eastAsia"/>
@@ -1747,19 +1448,8 @@
           <w:sz w:val="28"/>
           <w:szCs w:val="28"/>
         </w:rPr>
-        <w:t>雲彩，畫面如畫，色彩</w:t>
-      </w:r>
-      <w:proofErr w:type="gramStart"/>
-      <w:r>
-        <w:rPr>
-          <w:rFonts w:ascii="標楷體" w:eastAsia="標楷體" w:hAnsi="標楷體" w:hint="eastAsia"/>
-          <w:spacing w:val="-6"/>
-          <w:sz w:val="28"/>
-          <w:szCs w:val="28"/>
-        </w:rPr>
-        <w:t>絢</w:t>
-      </w:r>
-      <w:proofErr w:type="gramEnd"/>
+        <w:t>雲彩，畫面如畫，色彩絢</w:t>
+      </w:r>
       <w:r>
         <w:rPr>
           <w:rFonts w:ascii="標楷體" w:eastAsia="標楷體" w:hAnsi="標楷體" w:hint="eastAsia"/>
@@ -1769,7 +1459,6 @@
         </w:rPr>
         <w:t>（</w:t>
       </w:r>
-      <w:proofErr w:type="gramStart"/>
       <w:r>
         <w:rPr>
           <w:rFonts w:ascii="標楷體" w:eastAsia="標楷體" w:hAnsi="標楷體" w:hint="eastAsia"/>
@@ -1780,7 +1469,6 @@
         </w:rPr>
         <w:t>ㄒㄩㄢˋ</w:t>
       </w:r>
-      <w:proofErr w:type="gramEnd"/>
       <w:r>
         <w:rPr>
           <w:rFonts w:ascii="標楷體" w:eastAsia="標楷體" w:hAnsi="標楷體" w:hint="eastAsia"/>
@@ -1807,11 +1495,11 @@
           <w:ilvl w:val="0"/>
           <w:numId w:val="2"/>
         </w:numPr>
-        <w:spacing w:line="440" w:lineRule="exact"/>
+        <w:spacing w:line="480" w:lineRule="exact"/>
         <w:ind w:leftChars="0" w:left="284" w:hanging="284"/>
         <w:jc w:val="both"/>
         <w:rPr>
-          <w:rFonts w:ascii="標楷體" w:eastAsia="標楷體" w:hAnsi="標楷體" w:hint="eastAsia"/>
+          <w:rFonts w:ascii="標楷體" w:eastAsia="標楷體" w:hAnsi="標楷體"/>
           <w:spacing w:val="-6"/>
           <w:sz w:val="28"/>
           <w:szCs w:val="28"/>
@@ -1834,44 +1522,24 @@
           <w:ilvl w:val="0"/>
           <w:numId w:val="2"/>
         </w:numPr>
-        <w:spacing w:line="440" w:lineRule="exact"/>
+        <w:spacing w:line="480" w:lineRule="exact"/>
         <w:ind w:leftChars="0" w:left="284" w:hanging="284"/>
         <w:jc w:val="both"/>
         <w:rPr>
-          <w:rFonts w:ascii="標楷體" w:eastAsia="標楷體" w:hAnsi="標楷體" w:hint="eastAsia"/>
-          <w:spacing w:val="-6"/>
-          <w:sz w:val="28"/>
-          <w:szCs w:val="28"/>
-        </w:rPr>
-      </w:pPr>
-      <w:r>
-        <w:rPr>
-          <w:rFonts w:ascii="標楷體" w:eastAsia="標楷體" w:hAnsi="標楷體" w:hint="eastAsia"/>
-          <w:spacing w:val="-6"/>
-          <w:sz w:val="28"/>
-          <w:szCs w:val="28"/>
-        </w:rPr>
-        <w:t>超然世俗：形容心境不被世俗拘束，超脫凡塵。詩中透過山水奇景和輕舟暢行，展現詩人不受俗</w:t>
-      </w:r>
-      <w:proofErr w:type="gramStart"/>
-      <w:r>
-        <w:rPr>
-          <w:rFonts w:ascii="標楷體" w:eastAsia="標楷體" w:hAnsi="標楷體" w:hint="eastAsia"/>
-          <w:spacing w:val="-6"/>
-          <w:sz w:val="28"/>
-          <w:szCs w:val="28"/>
-        </w:rPr>
-        <w:t>務</w:t>
-      </w:r>
-      <w:proofErr w:type="gramEnd"/>
-      <w:r>
-        <w:rPr>
-          <w:rFonts w:ascii="標楷體" w:eastAsia="標楷體" w:hAnsi="標楷體" w:hint="eastAsia"/>
-          <w:spacing w:val="-6"/>
-          <w:sz w:val="28"/>
-          <w:szCs w:val="28"/>
-        </w:rPr>
-        <w:t>牽絆的心境。</w:t>
+          <w:rFonts w:ascii="標楷體" w:eastAsia="標楷體" w:hAnsi="標楷體"/>
+          <w:spacing w:val="-6"/>
+          <w:sz w:val="28"/>
+          <w:szCs w:val="28"/>
+        </w:rPr>
+      </w:pPr>
+      <w:r>
+        <w:rPr>
+          <w:rFonts w:ascii="標楷體" w:eastAsia="標楷體" w:hAnsi="標楷體" w:hint="eastAsia"/>
+          <w:spacing w:val="-6"/>
+          <w:sz w:val="28"/>
+          <w:szCs w:val="28"/>
+        </w:rPr>
+        <w:t>超然世俗：形容心境不被世俗拘束，超脫凡塵。詩中透過山水奇景和輕舟暢行，展現詩人不受俗務牽絆的心境。</w:t>
       </w:r>
     </w:p>
     <w:p>
@@ -1881,64 +1549,24 @@
           <w:ilvl w:val="0"/>
           <w:numId w:val="2"/>
         </w:numPr>
-        <w:spacing w:line="440" w:lineRule="exact"/>
+        <w:spacing w:line="480" w:lineRule="exact"/>
         <w:ind w:leftChars="0" w:left="284" w:hanging="284"/>
         <w:jc w:val="both"/>
         <w:rPr>
-          <w:rFonts w:ascii="標楷體" w:eastAsia="標楷體" w:hAnsi="標楷體" w:hint="eastAsia"/>
-          <w:spacing w:val="-6"/>
-          <w:sz w:val="28"/>
-          <w:szCs w:val="28"/>
-        </w:rPr>
-      </w:pPr>
-      <w:r>
-        <w:rPr>
-          <w:rFonts w:ascii="標楷體" w:eastAsia="標楷體" w:hAnsi="標楷體" w:hint="eastAsia"/>
-          <w:spacing w:val="-6"/>
-          <w:sz w:val="28"/>
-          <w:szCs w:val="28"/>
-        </w:rPr>
-        <w:t>開篇：指</w:t>
-      </w:r>
-      <w:proofErr w:type="gramStart"/>
-      <w:r>
-        <w:rPr>
-          <w:rFonts w:ascii="標楷體" w:eastAsia="標楷體" w:hAnsi="標楷體" w:hint="eastAsia"/>
-          <w:spacing w:val="-6"/>
-          <w:sz w:val="28"/>
-          <w:szCs w:val="28"/>
-        </w:rPr>
-        <w:t>文章或詩的</w:t>
-      </w:r>
-      <w:proofErr w:type="gramEnd"/>
-      <w:r>
-        <w:rPr>
-          <w:rFonts w:ascii="標楷體" w:eastAsia="標楷體" w:hAnsi="標楷體" w:hint="eastAsia"/>
-          <w:spacing w:val="-6"/>
-          <w:sz w:val="28"/>
-          <w:szCs w:val="28"/>
-        </w:rPr>
-        <w:t>開始部分。這裡指「</w:t>
-      </w:r>
-      <w:proofErr w:type="gramStart"/>
-      <w:r>
-        <w:rPr>
-          <w:rFonts w:ascii="標楷體" w:eastAsia="標楷體" w:hAnsi="標楷體" w:hint="eastAsia"/>
-          <w:spacing w:val="-6"/>
-          <w:sz w:val="28"/>
-          <w:szCs w:val="28"/>
-        </w:rPr>
-        <w:t>朝辭白</w:t>
-      </w:r>
-      <w:proofErr w:type="gramEnd"/>
-      <w:r>
-        <w:rPr>
-          <w:rFonts w:ascii="標楷體" w:eastAsia="標楷體" w:hAnsi="標楷體" w:hint="eastAsia"/>
-          <w:spacing w:val="-6"/>
-          <w:sz w:val="28"/>
-          <w:szCs w:val="28"/>
-        </w:rPr>
-        <w:t>帝彩雲間」是詩的第一句，交代時間、地點，設定整首詩的基調。</w:t>
+          <w:rFonts w:ascii="標楷體" w:eastAsia="標楷體" w:hAnsi="標楷體"/>
+          <w:spacing w:val="-6"/>
+          <w:sz w:val="28"/>
+          <w:szCs w:val="28"/>
+        </w:rPr>
+      </w:pPr>
+      <w:r>
+        <w:rPr>
+          <w:rFonts w:ascii="標楷體" w:eastAsia="標楷體" w:hAnsi="標楷體" w:hint="eastAsia"/>
+          <w:spacing w:val="-6"/>
+          <w:sz w:val="28"/>
+          <w:szCs w:val="28"/>
+        </w:rPr>
+        <w:t>開篇：指文章或詩的開始部分。這裡指「朝辭白帝彩雲間」是詩的第一句，交代時間、地點，設定整首詩的基調。</w:t>
       </w:r>
     </w:p>
     <w:p>
@@ -1948,44 +1576,24 @@
           <w:ilvl w:val="0"/>
           <w:numId w:val="2"/>
         </w:numPr>
-        <w:spacing w:line="440" w:lineRule="exact"/>
+        <w:spacing w:line="480" w:lineRule="exact"/>
         <w:ind w:leftChars="0" w:left="284" w:hanging="284"/>
         <w:jc w:val="both"/>
         <w:rPr>
-          <w:rFonts w:ascii="標楷體" w:eastAsia="標楷體" w:hAnsi="標楷體" w:hint="eastAsia"/>
-          <w:spacing w:val="-6"/>
-          <w:sz w:val="28"/>
-          <w:szCs w:val="28"/>
-        </w:rPr>
-      </w:pPr>
-      <w:r>
-        <w:rPr>
-          <w:rFonts w:ascii="標楷體" w:eastAsia="標楷體" w:hAnsi="標楷體" w:hint="eastAsia"/>
-          <w:spacing w:val="-6"/>
-          <w:sz w:val="28"/>
-          <w:szCs w:val="28"/>
-        </w:rPr>
-        <w:t>豪放不羈：形容</w:t>
-      </w:r>
-      <w:proofErr w:type="gramStart"/>
-      <w:r>
-        <w:rPr>
-          <w:rFonts w:ascii="標楷體" w:eastAsia="標楷體" w:hAnsi="標楷體" w:hint="eastAsia"/>
-          <w:spacing w:val="-6"/>
-          <w:sz w:val="28"/>
-          <w:szCs w:val="28"/>
-        </w:rPr>
-        <w:t>性格或詩風</w:t>
-      </w:r>
-      <w:proofErr w:type="gramEnd"/>
-      <w:r>
-        <w:rPr>
-          <w:rFonts w:ascii="標楷體" w:eastAsia="標楷體" w:hAnsi="標楷體" w:hint="eastAsia"/>
-          <w:spacing w:val="-6"/>
-          <w:sz w:val="28"/>
-          <w:szCs w:val="28"/>
-        </w:rPr>
-        <w:t>奔放、自由，不受拘束。</w:t>
+          <w:rFonts w:ascii="標楷體" w:eastAsia="標楷體" w:hAnsi="標楷體"/>
+          <w:spacing w:val="-6"/>
+          <w:sz w:val="28"/>
+          <w:szCs w:val="28"/>
+        </w:rPr>
+      </w:pPr>
+      <w:r>
+        <w:rPr>
+          <w:rFonts w:ascii="標楷體" w:eastAsia="標楷體" w:hAnsi="標楷體" w:hint="eastAsia"/>
+          <w:spacing w:val="-6"/>
+          <w:sz w:val="28"/>
+          <w:szCs w:val="28"/>
+        </w:rPr>
+        <w:t>豪放不羈：形容性格或詩風奔放、自由，不受拘束。</w:t>
       </w:r>
       <w:r>
         <w:rPr>
@@ -2014,64 +1622,24 @@
           <w:ilvl w:val="0"/>
           <w:numId w:val="2"/>
         </w:numPr>
-        <w:spacing w:line="440" w:lineRule="exact"/>
+        <w:spacing w:line="480" w:lineRule="exact"/>
         <w:ind w:leftChars="0" w:left="284" w:hanging="284"/>
         <w:jc w:val="both"/>
         <w:rPr>
-          <w:rFonts w:ascii="標楷體" w:eastAsia="標楷體" w:hAnsi="標楷體" w:hint="eastAsia"/>
-          <w:spacing w:val="-6"/>
-          <w:sz w:val="28"/>
-          <w:szCs w:val="28"/>
-        </w:rPr>
-      </w:pPr>
-      <w:r>
-        <w:rPr>
-          <w:rFonts w:ascii="標楷體" w:eastAsia="標楷體" w:hAnsi="標楷體" w:hint="eastAsia"/>
-          <w:spacing w:val="-6"/>
-          <w:sz w:val="28"/>
-          <w:szCs w:val="28"/>
-        </w:rPr>
-        <w:t>哀切：形容聲音悲涼而有感染力。「兩岸猿聲</w:t>
-      </w:r>
-      <w:proofErr w:type="gramStart"/>
-      <w:r>
-        <w:rPr>
-          <w:rFonts w:ascii="標楷體" w:eastAsia="標楷體" w:hAnsi="標楷體" w:hint="eastAsia"/>
-          <w:spacing w:val="-6"/>
-          <w:sz w:val="28"/>
-          <w:szCs w:val="28"/>
-        </w:rPr>
-        <w:t>啼</w:t>
-      </w:r>
-      <w:proofErr w:type="gramEnd"/>
-      <w:r>
-        <w:rPr>
-          <w:rFonts w:ascii="標楷體" w:eastAsia="標楷體" w:hAnsi="標楷體" w:hint="eastAsia"/>
-          <w:spacing w:val="-6"/>
-          <w:sz w:val="28"/>
-          <w:szCs w:val="28"/>
-        </w:rPr>
-        <w:t>不住」的猿叫聲帶有</w:t>
-      </w:r>
-      <w:proofErr w:type="gramStart"/>
-      <w:r>
-        <w:rPr>
-          <w:rFonts w:ascii="標楷體" w:eastAsia="標楷體" w:hAnsi="標楷體" w:hint="eastAsia"/>
-          <w:spacing w:val="-6"/>
-          <w:sz w:val="28"/>
-          <w:szCs w:val="28"/>
-        </w:rPr>
-        <w:t>哀切感</w:t>
-      </w:r>
-      <w:proofErr w:type="gramEnd"/>
-      <w:r>
-        <w:rPr>
-          <w:rFonts w:ascii="標楷體" w:eastAsia="標楷體" w:hAnsi="標楷體" w:hint="eastAsia"/>
-          <w:spacing w:val="-6"/>
-          <w:sz w:val="28"/>
-          <w:szCs w:val="28"/>
-        </w:rPr>
-        <w:t>，增添詩的情感張力。</w:t>
+          <w:rFonts w:ascii="標楷體" w:eastAsia="標楷體" w:hAnsi="標楷體"/>
+          <w:spacing w:val="-6"/>
+          <w:sz w:val="28"/>
+          <w:szCs w:val="28"/>
+        </w:rPr>
+      </w:pPr>
+      <w:r>
+        <w:rPr>
+          <w:rFonts w:ascii="標楷體" w:eastAsia="標楷體" w:hAnsi="標楷體" w:hint="eastAsia"/>
+          <w:spacing w:val="-6"/>
+          <w:sz w:val="28"/>
+          <w:szCs w:val="28"/>
+        </w:rPr>
+        <w:t>哀切：形容聲音悲涼而有感染力。「兩岸猿聲啼不住」的猿叫聲帶有哀切感，增添詩的情感張力。</w:t>
       </w:r>
     </w:p>
     <w:p>
@@ -2081,11 +1649,11 @@
           <w:ilvl w:val="0"/>
           <w:numId w:val="2"/>
         </w:numPr>
-        <w:spacing w:line="440" w:lineRule="exact"/>
+        <w:spacing w:line="480" w:lineRule="exact"/>
         <w:ind w:leftChars="0" w:left="284" w:hanging="284"/>
         <w:jc w:val="both"/>
         <w:rPr>
-          <w:rFonts w:ascii="標楷體" w:eastAsia="標楷體" w:hAnsi="標楷體" w:hint="eastAsia"/>
+          <w:rFonts w:ascii="標楷體" w:eastAsia="標楷體" w:hAnsi="標楷體"/>
           <w:spacing w:val="-6"/>
           <w:sz w:val="28"/>
           <w:szCs w:val="28"/>
@@ -2108,7 +1676,7 @@
           <w:ilvl w:val="0"/>
           <w:numId w:val="2"/>
         </w:numPr>
-        <w:spacing w:line="440" w:lineRule="exact"/>
+        <w:spacing w:line="480" w:lineRule="exact"/>
         <w:ind w:leftChars="0" w:left="284" w:hanging="284"/>
         <w:jc w:val="both"/>
         <w:rPr>
@@ -2162,47 +1730,7 @@
           <w:sz w:val="28"/>
           <w:szCs w:val="28"/>
         </w:rPr>
-        <w:t>：形容氣勢雄偉壯闊。整</w:t>
-      </w:r>
-      <w:proofErr w:type="gramStart"/>
-      <w:r>
-        <w:rPr>
-          <w:rFonts w:ascii="標楷體" w:eastAsia="標楷體" w:hAnsi="標楷體" w:hint="eastAsia"/>
-          <w:spacing w:val="-6"/>
-          <w:sz w:val="28"/>
-          <w:szCs w:val="28"/>
-        </w:rPr>
-        <w:t>首詩雖短</w:t>
-      </w:r>
-      <w:proofErr w:type="gramEnd"/>
-      <w:r>
-        <w:rPr>
-          <w:rFonts w:ascii="標楷體" w:eastAsia="標楷體" w:hAnsi="標楷體" w:hint="eastAsia"/>
-          <w:spacing w:val="-6"/>
-          <w:sz w:val="28"/>
-          <w:szCs w:val="28"/>
-        </w:rPr>
-        <w:t>，但江水千里、萬重山、輕舟</w:t>
-      </w:r>
-      <w:proofErr w:type="gramStart"/>
-      <w:r>
-        <w:rPr>
-          <w:rFonts w:ascii="標楷體" w:eastAsia="標楷體" w:hAnsi="標楷體" w:hint="eastAsia"/>
-          <w:spacing w:val="-6"/>
-          <w:sz w:val="28"/>
-          <w:szCs w:val="28"/>
-        </w:rPr>
-        <w:t>一日行完</w:t>
-      </w:r>
-      <w:proofErr w:type="gramEnd"/>
-      <w:r>
-        <w:rPr>
-          <w:rFonts w:ascii="標楷體" w:eastAsia="標楷體" w:hAnsi="標楷體" w:hint="eastAsia"/>
-          <w:spacing w:val="-6"/>
-          <w:sz w:val="28"/>
-          <w:szCs w:val="28"/>
-        </w:rPr>
-        <w:t>，呈現宏大壯觀的景象。</w:t>
+        <w:t>：形容氣勢雄偉壯闊。整首詩雖短，但江水千里、萬重山、輕舟一日行完，呈現宏大壯觀的景象。</w:t>
       </w:r>
     </w:p>
     <w:p>
@@ -2212,44 +1740,24 @@
           <w:ilvl w:val="0"/>
           <w:numId w:val="2"/>
         </w:numPr>
-        <w:spacing w:line="440" w:lineRule="exact"/>
+        <w:spacing w:line="480" w:lineRule="exact"/>
         <w:ind w:leftChars="0" w:left="284" w:hanging="426"/>
         <w:jc w:val="both"/>
         <w:rPr>
-          <w:rFonts w:ascii="標楷體" w:eastAsia="標楷體" w:hAnsi="標楷體" w:hint="eastAsia"/>
-          <w:spacing w:val="-6"/>
-          <w:sz w:val="28"/>
-          <w:szCs w:val="28"/>
-        </w:rPr>
-      </w:pPr>
-      <w:r>
-        <w:rPr>
-          <w:rFonts w:ascii="標楷體" w:eastAsia="標楷體" w:hAnsi="標楷體" w:hint="eastAsia"/>
-          <w:spacing w:val="-6"/>
-          <w:sz w:val="28"/>
-          <w:szCs w:val="28"/>
-        </w:rPr>
-        <w:t>簡練：指文字簡單而精確，不拖沓。</w:t>
-      </w:r>
-      <w:proofErr w:type="gramStart"/>
-      <w:r>
-        <w:rPr>
-          <w:rFonts w:ascii="標楷體" w:eastAsia="標楷體" w:hAnsi="標楷體" w:hint="eastAsia"/>
-          <w:spacing w:val="-6"/>
-          <w:sz w:val="28"/>
-          <w:szCs w:val="28"/>
-        </w:rPr>
-        <w:t>全詩用</w:t>
-      </w:r>
-      <w:proofErr w:type="gramEnd"/>
-      <w:r>
-        <w:rPr>
-          <w:rFonts w:ascii="標楷體" w:eastAsia="標楷體" w:hAnsi="標楷體" w:hint="eastAsia"/>
-          <w:spacing w:val="-6"/>
-          <w:sz w:val="28"/>
-          <w:szCs w:val="28"/>
-        </w:rPr>
-        <w:t>詞精簡，短短幾句就描繪出完整的場景和心境。</w:t>
+          <w:rFonts w:ascii="標楷體" w:eastAsia="標楷體" w:hAnsi="標楷體"/>
+          <w:spacing w:val="-6"/>
+          <w:sz w:val="28"/>
+          <w:szCs w:val="28"/>
+        </w:rPr>
+      </w:pPr>
+      <w:r>
+        <w:rPr>
+          <w:rFonts w:ascii="標楷體" w:eastAsia="標楷體" w:hAnsi="標楷體" w:hint="eastAsia"/>
+          <w:spacing w:val="-6"/>
+          <w:sz w:val="28"/>
+          <w:szCs w:val="28"/>
+        </w:rPr>
+        <w:t>簡練：指文字簡單而精確，不拖沓。全詩用詞精簡，短短幾句就描繪出完整的場景和心境。</w:t>
       </w:r>
     </w:p>
     <w:p>
@@ -2259,11 +1767,11 @@
           <w:ilvl w:val="0"/>
           <w:numId w:val="2"/>
         </w:numPr>
-        <w:spacing w:line="440" w:lineRule="exact"/>
+        <w:spacing w:line="480" w:lineRule="exact"/>
         <w:ind w:leftChars="0" w:left="284" w:hanging="426"/>
         <w:jc w:val="both"/>
         <w:rPr>
-          <w:rFonts w:ascii="標楷體" w:eastAsia="標楷體" w:hAnsi="標楷體" w:hint="eastAsia"/>
+          <w:rFonts w:ascii="標楷體" w:eastAsia="標楷體" w:hAnsi="標楷體"/>
           <w:sz w:val="28"/>
           <w:szCs w:val="28"/>
         </w:rPr>
@@ -2286,7 +1794,6 @@
         </w:rPr>
         <w:t>（</w:t>
       </w:r>
-      <w:proofErr w:type="gramStart"/>
       <w:r>
         <w:rPr>
           <w:rFonts w:ascii="標楷體" w:eastAsia="標楷體" w:hAnsi="標楷體" w:hint="eastAsia"/>
@@ -2295,31 +1802,8 @@
           <w:sz w:val="16"/>
           <w:szCs w:val="16"/>
         </w:rPr>
-        <w:t>ㄌㄧㄣˊ</w:t>
-      </w:r>
-      <w:proofErr w:type="gramEnd"/>
-      <w:r>
-        <w:rPr>
-          <w:rFonts w:ascii="標楷體" w:eastAsia="標楷體" w:hAnsi="標楷體" w:hint="eastAsia"/>
-          <w:color w:val="FF0000"/>
-          <w:spacing w:val="-6"/>
-          <w:sz w:val="16"/>
-          <w:szCs w:val="16"/>
-        </w:rPr>
-        <w:t xml:space="preserve">　</w:t>
-      </w:r>
-      <w:proofErr w:type="gramStart"/>
-      <w:r>
-        <w:rPr>
-          <w:rFonts w:ascii="標楷體" w:eastAsia="標楷體" w:hAnsi="標楷體" w:hint="eastAsia"/>
-          <w:color w:val="FF0000"/>
-          <w:spacing w:val="-6"/>
-          <w:sz w:val="16"/>
-          <w:szCs w:val="16"/>
-        </w:rPr>
-        <w:t>ㄌㄧˊ</w:t>
-      </w:r>
-      <w:proofErr w:type="gramEnd"/>
+        <w:t>ㄌㄧㄣˊ　ㄌㄧˊ</w:t>
+      </w:r>
       <w:r>
         <w:rPr>
           <w:rFonts w:ascii="標楷體" w:eastAsia="標楷體" w:hAnsi="標楷體" w:hint="eastAsia"/>
@@ -2351,7 +1835,7 @@
 </file>
 
 <file path=word/endnotes.xml><?xml version="1.0" encoding="utf-8"?>
-<w:endnotes xmlns:wpc="http://schemas.microsoft.com/office/word/2010/wordprocessingCanvas" xmlns:cx="http://schemas.microsoft.com/office/drawing/2014/chartex" xmlns:cx1="http://schemas.microsoft.com/office/drawing/2015/9/8/chartex" xmlns:cx2="http://schemas.microsoft.com/office/drawing/2015/10/21/chartex" xmlns:cx3="http://schemas.microsoft.com/office/drawing/2016/5/9/chartex" xmlns:cx4="http://schemas.microsoft.com/office/drawing/2016/5/10/chartex" xmlns:cx5="http://schemas.microsoft.com/office/drawing/2016/5/11/chartex" xmlns:cx6="http://schemas.microsoft.com/office/drawing/2016/5/12/chartex" xmlns:cx7="http://schemas.microsoft.com/office/drawing/2016/5/13/chartex" xmlns:cx8="http://schemas.microsoft.com/office/drawing/2016/5/14/chartex" xmlns:mc="http://schemas.openxmlformats.org/markup-compatibility/2006" xmlns:aink="http://schemas.microsoft.com/office/drawing/2016/ink" xmlns:am3d="http://schemas.microsoft.com/office/drawing/2017/model3d" xmlns:o="urn:schemas-microsoft-com:office:office" xmlns:r="http://schemas.openxmlformats.org/officeDocument/2006/relationships" xmlns:m="http://schemas.openxmlformats.org/officeDocument/2006/math" xmlns:v="urn:schemas-microsoft-com:vml" xmlns:wp14="http://schemas.microsoft.com/office/word/2010/wordprocessingDrawing" xmlns:wp="http://schemas.openxmlformats.org/drawingml/2006/wordprocessingDrawing" xmlns:w10="urn:schemas-microsoft-com:office:word" xmlns:w="http://schemas.openxmlformats.org/wordprocessingml/2006/main" xmlns:w14="http://schemas.microsoft.com/office/word/2010/wordml" xmlns:w15="http://schemas.microsoft.com/office/word/2012/wordml" xmlns:w16cex="http://schemas.microsoft.com/office/word/2018/wordml/cex" xmlns:w16cid="http://schemas.microsoft.com/office/word/2016/wordml/cid" xmlns:w16="http://schemas.microsoft.com/office/word/2018/wordml" xmlns:w16sdtdh="http://schemas.microsoft.com/office/word/2020/wordml/sdtdatahash" xmlns:w16se="http://schemas.microsoft.com/office/word/2015/wordml/symex" xmlns:wpg="http://schemas.microsoft.com/office/word/2010/wordprocessingGroup" xmlns:wpi="http://schemas.microsoft.com/office/word/2010/wordprocessingInk" xmlns:wne="http://schemas.microsoft.com/office/word/2006/wordml" xmlns:wps="http://schemas.microsoft.com/office/word/2010/wordprocessingShape" mc:Ignorable="w14 w15 w16se w16cid w16 w16cex w16sdtdh wp14">
+<w:endnotes xmlns:wpc="http://schemas.microsoft.com/office/word/2010/wordprocessingCanvas" xmlns:cx="http://schemas.microsoft.com/office/drawing/2014/chartex" xmlns:cx1="http://schemas.microsoft.com/office/drawing/2015/9/8/chartex" xmlns:cx2="http://schemas.microsoft.com/office/drawing/2015/10/21/chartex" xmlns:cx3="http://schemas.microsoft.com/office/drawing/2016/5/9/chartex" xmlns:cx4="http://schemas.microsoft.com/office/drawing/2016/5/10/chartex" xmlns:cx5="http://schemas.microsoft.com/office/drawing/2016/5/11/chartex" xmlns:cx6="http://schemas.microsoft.com/office/drawing/2016/5/12/chartex" xmlns:cx7="http://schemas.microsoft.com/office/drawing/2016/5/13/chartex" xmlns:cx8="http://schemas.microsoft.com/office/drawing/2016/5/14/chartex" xmlns:mc="http://schemas.openxmlformats.org/markup-compatibility/2006" xmlns:aink="http://schemas.microsoft.com/office/drawing/2016/ink" xmlns:am3d="http://schemas.microsoft.com/office/drawing/2017/model3d" xmlns:o="urn:schemas-microsoft-com:office:office" xmlns:oel="http://schemas.microsoft.com/office/2019/extlst" xmlns:r="http://schemas.openxmlformats.org/officeDocument/2006/relationships" xmlns:m="http://schemas.openxmlformats.org/officeDocument/2006/math" xmlns:v="urn:schemas-microsoft-com:vml" xmlns:wp14="http://schemas.microsoft.com/office/word/2010/wordprocessingDrawing" xmlns:wp="http://schemas.openxmlformats.org/drawingml/2006/wordprocessingDrawing" xmlns:w10="urn:schemas-microsoft-com:office:word" xmlns:w="http://schemas.openxmlformats.org/wordprocessingml/2006/main" xmlns:w14="http://schemas.microsoft.com/office/word/2010/wordml" xmlns:w15="http://schemas.microsoft.com/office/word/2012/wordml" xmlns:w16cex="http://schemas.microsoft.com/office/word/2018/wordml/cex" xmlns:w16cid="http://schemas.microsoft.com/office/word/2016/wordml/cid" xmlns:w16="http://schemas.microsoft.com/office/word/2018/wordml" xmlns:w16du="http://schemas.microsoft.com/office/word/2023/wordml/word16du" xmlns:w16sdtdh="http://schemas.microsoft.com/office/word/2020/wordml/sdtdatahash" xmlns:w16sdtfl="http://schemas.microsoft.com/office/word/2024/wordml/sdtformatlock" xmlns:w16se="http://schemas.microsoft.com/office/word/2015/wordml/symex" xmlns:wpg="http://schemas.microsoft.com/office/word/2010/wordprocessingGroup" xmlns:wpi="http://schemas.microsoft.com/office/word/2010/wordprocessingInk" xmlns:wne="http://schemas.microsoft.com/office/word/2006/wordml" xmlns:wps="http://schemas.microsoft.com/office/word/2010/wordprocessingShape" mc:Ignorable="w14 w15 w16se w16cid w16 w16cex w16sdtdh w16sdtfl w16du wp14">
   <w:endnote w:type="separator" w:id="-1">
     <w:p>
       <w:r>
@@ -2370,7 +1854,7 @@
 </file>
 
 <file path=word/footer1.xml><?xml version="1.0" encoding="utf-8"?>
-<w:ftr xmlns:wpc="http://schemas.microsoft.com/office/word/2010/wordprocessingCanvas" xmlns:cx="http://schemas.microsoft.com/office/drawing/2014/chartex" xmlns:cx1="http://schemas.microsoft.com/office/drawing/2015/9/8/chartex" xmlns:cx2="http://schemas.microsoft.com/office/drawing/2015/10/21/chartex" xmlns:cx3="http://schemas.microsoft.com/office/drawing/2016/5/9/chartex" xmlns:cx4="http://schemas.microsoft.com/office/drawing/2016/5/10/chartex" xmlns:cx5="http://schemas.microsoft.com/office/drawing/2016/5/11/chartex" xmlns:cx6="http://schemas.microsoft.com/office/drawing/2016/5/12/chartex" xmlns:cx7="http://schemas.microsoft.com/office/drawing/2016/5/13/chartex" xmlns:cx8="http://schemas.microsoft.com/office/drawing/2016/5/14/chartex" xmlns:mc="http://schemas.openxmlformats.org/markup-compatibility/2006" xmlns:aink="http://schemas.microsoft.com/office/drawing/2016/ink" xmlns:am3d="http://schemas.microsoft.com/office/drawing/2017/model3d" xmlns:o="urn:schemas-microsoft-com:office:office" xmlns:r="http://schemas.openxmlformats.org/officeDocument/2006/relationships" xmlns:m="http://schemas.openxmlformats.org/officeDocument/2006/math" xmlns:v="urn:schemas-microsoft-com:vml" xmlns:wp14="http://schemas.microsoft.com/office/word/2010/wordprocessingDrawing" xmlns:wp="http://schemas.openxmlformats.org/drawingml/2006/wordprocessingDrawing" xmlns:w10="urn:schemas-microsoft-com:office:word" xmlns:w="http://schemas.openxmlformats.org/wordprocessingml/2006/main" xmlns:w14="http://schemas.microsoft.com/office/word/2010/wordml" xmlns:w15="http://schemas.microsoft.com/office/word/2012/wordml" xmlns:w16cex="http://schemas.microsoft.com/office/word/2018/wordml/cex" xmlns:w16cid="http://schemas.microsoft.com/office/word/2016/wordml/cid" xmlns:w16="http://schemas.microsoft.com/office/word/2018/wordml" xmlns:w16sdtdh="http://schemas.microsoft.com/office/word/2020/wordml/sdtdatahash" xmlns:w16se="http://schemas.microsoft.com/office/word/2015/wordml/symex" xmlns:wpg="http://schemas.microsoft.com/office/word/2010/wordprocessingGroup" xmlns:wpi="http://schemas.microsoft.com/office/word/2010/wordprocessingInk" xmlns:wne="http://schemas.microsoft.com/office/word/2006/wordml" xmlns:wps="http://schemas.microsoft.com/office/word/2010/wordprocessingShape" mc:Ignorable="w14 w15 w16se w16cid w16 w16cex w16sdtdh wp14">
+<w:ftr xmlns:wpc="http://schemas.microsoft.com/office/word/2010/wordprocessingCanvas" xmlns:cx="http://schemas.microsoft.com/office/drawing/2014/chartex" xmlns:cx1="http://schemas.microsoft.com/office/drawing/2015/9/8/chartex" xmlns:cx2="http://schemas.microsoft.com/office/drawing/2015/10/21/chartex" xmlns:cx3="http://schemas.microsoft.com/office/drawing/2016/5/9/chartex" xmlns:cx4="http://schemas.microsoft.com/office/drawing/2016/5/10/chartex" xmlns:cx5="http://schemas.microsoft.com/office/drawing/2016/5/11/chartex" xmlns:cx6="http://schemas.microsoft.com/office/drawing/2016/5/12/chartex" xmlns:cx7="http://schemas.microsoft.com/office/drawing/2016/5/13/chartex" xmlns:cx8="http://schemas.microsoft.com/office/drawing/2016/5/14/chartex" xmlns:mc="http://schemas.openxmlformats.org/markup-compatibility/2006" xmlns:aink="http://schemas.microsoft.com/office/drawing/2016/ink" xmlns:am3d="http://schemas.microsoft.com/office/drawing/2017/model3d" xmlns:o="urn:schemas-microsoft-com:office:office" xmlns:oel="http://schemas.microsoft.com/office/2019/extlst" xmlns:r="http://schemas.openxmlformats.org/officeDocument/2006/relationships" xmlns:m="http://schemas.openxmlformats.org/officeDocument/2006/math" xmlns:v="urn:schemas-microsoft-com:vml" xmlns:wp14="http://schemas.microsoft.com/office/word/2010/wordprocessingDrawing" xmlns:wp="http://schemas.openxmlformats.org/drawingml/2006/wordprocessingDrawing" xmlns:w10="urn:schemas-microsoft-com:office:word" xmlns:w="http://schemas.openxmlformats.org/wordprocessingml/2006/main" xmlns:w14="http://schemas.microsoft.com/office/word/2010/wordml" xmlns:w15="http://schemas.microsoft.com/office/word/2012/wordml" xmlns:w16cex="http://schemas.microsoft.com/office/word/2018/wordml/cex" xmlns:w16cid="http://schemas.microsoft.com/office/word/2016/wordml/cid" xmlns:w16="http://schemas.microsoft.com/office/word/2018/wordml" xmlns:w16du="http://schemas.microsoft.com/office/word/2023/wordml/word16du" xmlns:w16sdtdh="http://schemas.microsoft.com/office/word/2020/wordml/sdtdatahash" xmlns:w16sdtfl="http://schemas.microsoft.com/office/word/2024/wordml/sdtformatlock" xmlns:w16se="http://schemas.microsoft.com/office/word/2015/wordml/symex" xmlns:wpg="http://schemas.microsoft.com/office/word/2010/wordprocessingGroup" xmlns:wpi="http://schemas.microsoft.com/office/word/2010/wordprocessingInk" xmlns:wne="http://schemas.microsoft.com/office/word/2006/wordml" xmlns:wps="http://schemas.microsoft.com/office/word/2010/wordprocessingShape" mc:Ignorable="w14 w15 w16se w16cid w16 w16cex w16sdtdh w16sdtfl w16du wp14">
   <w:sdt>
     <w:sdtPr>
       <w:id w:val="-781641080"/>
@@ -2379,7 +1863,6 @@
         <w:docPartUnique/>
       </w:docPartObj>
     </w:sdtPr>
-    <w:sdtEndPr/>
     <w:sdtContent>
       <w:p>
         <w:pPr>
@@ -2422,7 +1905,7 @@
 </file>
 
 <file path=word/footnotes.xml><?xml version="1.0" encoding="utf-8"?>
-<w:footnotes xmlns:wpc="http://schemas.microsoft.com/office/word/2010/wordprocessingCanvas" xmlns:cx="http://schemas.microsoft.com/office/drawing/2014/chartex" xmlns:cx1="http://schemas.microsoft.com/office/drawing/2015/9/8/chartex" xmlns:cx2="http://schemas.microsoft.com/office/drawing/2015/10/21/chartex" xmlns:cx3="http://schemas.microsoft.com/office/drawing/2016/5/9/chartex" xmlns:cx4="http://schemas.microsoft.com/office/drawing/2016/5/10/chartex" xmlns:cx5="http://schemas.microsoft.com/office/drawing/2016/5/11/chartex" xmlns:cx6="http://schemas.microsoft.com/office/drawing/2016/5/12/chartex" xmlns:cx7="http://schemas.microsoft.com/office/drawing/2016/5/13/chartex" xmlns:cx8="http://schemas.microsoft.com/office/drawing/2016/5/14/chartex" xmlns:mc="http://schemas.openxmlformats.org/markup-compatibility/2006" xmlns:aink="http://schemas.microsoft.com/office/drawing/2016/ink" xmlns:am3d="http://schemas.microsoft.com/office/drawing/2017/model3d" xmlns:o="urn:schemas-microsoft-com:office:office" xmlns:r="http://schemas.openxmlformats.org/officeDocument/2006/relationships" xmlns:m="http://schemas.openxmlformats.org/officeDocument/2006/math" xmlns:v="urn:schemas-microsoft-com:vml" xmlns:wp14="http://schemas.microsoft.com/office/word/2010/wordprocessingDrawing" xmlns:wp="http://schemas.openxmlformats.org/drawingml/2006/wordprocessingDrawing" xmlns:w10="urn:schemas-microsoft-com:office:word" xmlns:w="http://schemas.openxmlformats.org/wordprocessingml/2006/main" xmlns:w14="http://schemas.microsoft.com/office/word/2010/wordml" xmlns:w15="http://schemas.microsoft.com/office/word/2012/wordml" xmlns:w16cex="http://schemas.microsoft.com/office/word/2018/wordml/cex" xmlns:w16cid="http://schemas.microsoft.com/office/word/2016/wordml/cid" xmlns:w16="http://schemas.microsoft.com/office/word/2018/wordml" xmlns:w16sdtdh="http://schemas.microsoft.com/office/word/2020/wordml/sdtdatahash" xmlns:w16se="http://schemas.microsoft.com/office/word/2015/wordml/symex" xmlns:wpg="http://schemas.microsoft.com/office/word/2010/wordprocessingGroup" xmlns:wpi="http://schemas.microsoft.com/office/word/2010/wordprocessingInk" xmlns:wne="http://schemas.microsoft.com/office/word/2006/wordml" xmlns:wps="http://schemas.microsoft.com/office/word/2010/wordprocessingShape" mc:Ignorable="w14 w15 w16se w16cid w16 w16cex w16sdtdh wp14">
+<w:footnotes xmlns:wpc="http://schemas.microsoft.com/office/word/2010/wordprocessingCanvas" xmlns:cx="http://schemas.microsoft.com/office/drawing/2014/chartex" xmlns:cx1="http://schemas.microsoft.com/office/drawing/2015/9/8/chartex" xmlns:cx2="http://schemas.microsoft.com/office/drawing/2015/10/21/chartex" xmlns:cx3="http://schemas.microsoft.com/office/drawing/2016/5/9/chartex" xmlns:cx4="http://schemas.microsoft.com/office/drawing/2016/5/10/chartex" xmlns:cx5="http://schemas.microsoft.com/office/drawing/2016/5/11/chartex" xmlns:cx6="http://schemas.microsoft.com/office/drawing/2016/5/12/chartex" xmlns:cx7="http://schemas.microsoft.com/office/drawing/2016/5/13/chartex" xmlns:cx8="http://schemas.microsoft.com/office/drawing/2016/5/14/chartex" xmlns:mc="http://schemas.openxmlformats.org/markup-compatibility/2006" xmlns:aink="http://schemas.microsoft.com/office/drawing/2016/ink" xmlns:am3d="http://schemas.microsoft.com/office/drawing/2017/model3d" xmlns:o="urn:schemas-microsoft-com:office:office" xmlns:oel="http://schemas.microsoft.com/office/2019/extlst" xmlns:r="http://schemas.openxmlformats.org/officeDocument/2006/relationships" xmlns:m="http://schemas.openxmlformats.org/officeDocument/2006/math" xmlns:v="urn:schemas-microsoft-com:vml" xmlns:wp14="http://schemas.microsoft.com/office/word/2010/wordprocessingDrawing" xmlns:wp="http://schemas.openxmlformats.org/drawingml/2006/wordprocessingDrawing" xmlns:w10="urn:schemas-microsoft-com:office:word" xmlns:w="http://schemas.openxmlformats.org/wordprocessingml/2006/main" xmlns:w14="http://schemas.microsoft.com/office/word/2010/wordml" xmlns:w15="http://schemas.microsoft.com/office/word/2012/wordml" xmlns:w16cex="http://schemas.microsoft.com/office/word/2018/wordml/cex" xmlns:w16cid="http://schemas.microsoft.com/office/word/2016/wordml/cid" xmlns:w16="http://schemas.microsoft.com/office/word/2018/wordml" xmlns:w16du="http://schemas.microsoft.com/office/word/2023/wordml/word16du" xmlns:w16sdtdh="http://schemas.microsoft.com/office/word/2020/wordml/sdtdatahash" xmlns:w16sdtfl="http://schemas.microsoft.com/office/word/2024/wordml/sdtformatlock" xmlns:w16se="http://schemas.microsoft.com/office/word/2015/wordml/symex" xmlns:wpg="http://schemas.microsoft.com/office/word/2010/wordprocessingGroup" xmlns:wpi="http://schemas.microsoft.com/office/word/2010/wordprocessingInk" xmlns:wne="http://schemas.microsoft.com/office/word/2006/wordml" xmlns:wps="http://schemas.microsoft.com/office/word/2010/wordprocessingShape" mc:Ignorable="w14 w15 w16se w16cid w16 w16cex w16sdtdh w16sdtfl w16du wp14">
   <w:footnote w:type="separator" w:id="-1">
     <w:p>
       <w:r>
@@ -2441,7 +1924,7 @@
 </file>
 
 <file path=word/numbering.xml><?xml version="1.0" encoding="utf-8"?>
-<w:numbering xmlns:wpc="http://schemas.microsoft.com/office/word/2010/wordprocessingCanvas" xmlns:cx="http://schemas.microsoft.com/office/drawing/2014/chartex" xmlns:cx1="http://schemas.microsoft.com/office/drawing/2015/9/8/chartex" xmlns:cx2="http://schemas.microsoft.com/office/drawing/2015/10/21/chartex" xmlns:cx3="http://schemas.microsoft.com/office/drawing/2016/5/9/chartex" xmlns:cx4="http://schemas.microsoft.com/office/drawing/2016/5/10/chartex" xmlns:cx5="http://schemas.microsoft.com/office/drawing/2016/5/11/chartex" xmlns:cx6="http://schemas.microsoft.com/office/drawing/2016/5/12/chartex" xmlns:cx7="http://schemas.microsoft.com/office/drawing/2016/5/13/chartex" xmlns:cx8="http://schemas.microsoft.com/office/drawing/2016/5/14/chartex" xmlns:mc="http://schemas.openxmlformats.org/markup-compatibility/2006" xmlns:aink="http://schemas.microsoft.com/office/drawing/2016/ink" xmlns:am3d="http://schemas.microsoft.com/office/drawing/2017/model3d" xmlns:o="urn:schemas-microsoft-com:office:office" xmlns:r="http://schemas.openxmlformats.org/officeDocument/2006/relationships" xmlns:m="http://schemas.openxmlformats.org/officeDocument/2006/math" xmlns:v="urn:schemas-microsoft-com:vml" xmlns:wp14="http://schemas.microsoft.com/office/word/2010/wordprocessingDrawing" xmlns:wp="http://schemas.openxmlformats.org/drawingml/2006/wordprocessingDrawing" xmlns:w10="urn:schemas-microsoft-com:office:word" xmlns:w="http://schemas.openxmlformats.org/wordprocessingml/2006/main" xmlns:w14="http://schemas.microsoft.com/office/word/2010/wordml" xmlns:w15="http://schemas.microsoft.com/office/word/2012/wordml" xmlns:w16cex="http://schemas.microsoft.com/office/word/2018/wordml/cex" xmlns:w16cid="http://schemas.microsoft.com/office/word/2016/wordml/cid" xmlns:w16="http://schemas.microsoft.com/office/word/2018/wordml" xmlns:w16sdtdh="http://schemas.microsoft.com/office/word/2020/wordml/sdtdatahash" xmlns:w16se="http://schemas.microsoft.com/office/word/2015/wordml/symex" xmlns:wpg="http://schemas.microsoft.com/office/word/2010/wordprocessingGroup" xmlns:wpi="http://schemas.microsoft.com/office/word/2010/wordprocessingInk" xmlns:wne="http://schemas.microsoft.com/office/word/2006/wordml" xmlns:wps="http://schemas.microsoft.com/office/word/2010/wordprocessingShape" mc:Ignorable="w14 w15 w16se w16cid w16 w16cex w16sdtdh wp14">
+<w:numbering xmlns:wpc="http://schemas.microsoft.com/office/word/2010/wordprocessingCanvas" xmlns:cx="http://schemas.microsoft.com/office/drawing/2014/chartex" xmlns:cx1="http://schemas.microsoft.com/office/drawing/2015/9/8/chartex" xmlns:cx2="http://schemas.microsoft.com/office/drawing/2015/10/21/chartex" xmlns:cx3="http://schemas.microsoft.com/office/drawing/2016/5/9/chartex" xmlns:cx4="http://schemas.microsoft.com/office/drawing/2016/5/10/chartex" xmlns:cx5="http://schemas.microsoft.com/office/drawing/2016/5/11/chartex" xmlns:cx6="http://schemas.microsoft.com/office/drawing/2016/5/12/chartex" xmlns:cx7="http://schemas.microsoft.com/office/drawing/2016/5/13/chartex" xmlns:cx8="http://schemas.microsoft.com/office/drawing/2016/5/14/chartex" xmlns:mc="http://schemas.openxmlformats.org/markup-compatibility/2006" xmlns:aink="http://schemas.microsoft.com/office/drawing/2016/ink" xmlns:am3d="http://schemas.microsoft.com/office/drawing/2017/model3d" xmlns:o="urn:schemas-microsoft-com:office:office" xmlns:oel="http://schemas.microsoft.com/office/2019/extlst" xmlns:r="http://schemas.openxmlformats.org/officeDocument/2006/relationships" xmlns:m="http://schemas.openxmlformats.org/officeDocument/2006/math" xmlns:v="urn:schemas-microsoft-com:vml" xmlns:wp14="http://schemas.microsoft.com/office/word/2010/wordprocessingDrawing" xmlns:wp="http://schemas.openxmlformats.org/drawingml/2006/wordprocessingDrawing" xmlns:w10="urn:schemas-microsoft-com:office:word" xmlns:w="http://schemas.openxmlformats.org/wordprocessingml/2006/main" xmlns:w14="http://schemas.microsoft.com/office/word/2010/wordml" xmlns:w15="http://schemas.microsoft.com/office/word/2012/wordml" xmlns:w16cex="http://schemas.microsoft.com/office/word/2018/wordml/cex" xmlns:w16cid="http://schemas.microsoft.com/office/word/2016/wordml/cid" xmlns:w16="http://schemas.microsoft.com/office/word/2018/wordml" xmlns:w16du="http://schemas.microsoft.com/office/word/2023/wordml/word16du" xmlns:w16sdtdh="http://schemas.microsoft.com/office/word/2020/wordml/sdtdatahash" xmlns:w16sdtfl="http://schemas.microsoft.com/office/word/2024/wordml/sdtformatlock" xmlns:w16se="http://schemas.microsoft.com/office/word/2015/wordml/symex" xmlns:wpg="http://schemas.microsoft.com/office/word/2010/wordprocessingGroup" xmlns:wpi="http://schemas.microsoft.com/office/word/2010/wordprocessingInk" xmlns:wne="http://schemas.microsoft.com/office/word/2006/wordml" xmlns:wps="http://schemas.microsoft.com/office/word/2010/wordprocessingShape" mc:Ignorable="w14 w15 w16se w16cid w16 w16cex w16sdtdh w16sdtfl w16du wp14">
   <w:abstractNum w:abstractNumId="0" w15:restartNumberingAfterBreak="0">
     <w:nsid w:val="05703EFC"/>
     <w:multiLevelType w:val="hybridMultilevel"/>
@@ -3045,29 +2528,29 @@
       </w:pPr>
     </w:lvl>
   </w:abstractNum>
-  <w:num w:numId="1">
+  <w:num w:numId="1" w16cid:durableId="1737969136">
     <w:abstractNumId w:val="3"/>
   </w:num>
-  <w:num w:numId="2">
+  <w:num w:numId="2" w16cid:durableId="1143235432">
     <w:abstractNumId w:val="5"/>
   </w:num>
-  <w:num w:numId="3">
+  <w:num w:numId="3" w16cid:durableId="1433042843">
     <w:abstractNumId w:val="4"/>
   </w:num>
-  <w:num w:numId="4">
+  <w:num w:numId="4" w16cid:durableId="96171903">
     <w:abstractNumId w:val="0"/>
   </w:num>
-  <w:num w:numId="5">
+  <w:num w:numId="5" w16cid:durableId="632055383">
     <w:abstractNumId w:val="1"/>
   </w:num>
-  <w:num w:numId="6">
+  <w:num w:numId="6" w16cid:durableId="1073237744">
     <w:abstractNumId w:val="2"/>
   </w:num>
 </w:numbering>
 </file>
 
 <file path=word/styles.xml><?xml version="1.0" encoding="utf-8"?>
-<w:styles xmlns:mc="http://schemas.openxmlformats.org/markup-compatibility/2006" xmlns:r="http://schemas.openxmlformats.org/officeDocument/2006/relationships" xmlns:w="http://schemas.openxmlformats.org/wordprocessingml/2006/main" xmlns:w14="http://schemas.microsoft.com/office/word/2010/wordml" xmlns:w15="http://schemas.microsoft.com/office/word/2012/wordml" xmlns:w16cex="http://schemas.microsoft.com/office/word/2018/wordml/cex" xmlns:w16cid="http://schemas.microsoft.com/office/word/2016/wordml/cid" xmlns:w16="http://schemas.microsoft.com/office/word/2018/wordml" xmlns:w16sdtdh="http://schemas.microsoft.com/office/word/2020/wordml/sdtdatahash" xmlns:w16se="http://schemas.microsoft.com/office/word/2015/wordml/symex" mc:Ignorable="w14 w15 w16se w16cid w16 w16cex w16sdtdh">
+<w:styles xmlns:mc="http://schemas.openxmlformats.org/markup-compatibility/2006" xmlns:r="http://schemas.openxmlformats.org/officeDocument/2006/relationships" xmlns:w="http://schemas.openxmlformats.org/wordprocessingml/2006/main" xmlns:w14="http://schemas.microsoft.com/office/word/2010/wordml" xmlns:w15="http://schemas.microsoft.com/office/word/2012/wordml" xmlns:w16cex="http://schemas.microsoft.com/office/word/2018/wordml/cex" xmlns:w16cid="http://schemas.microsoft.com/office/word/2016/wordml/cid" xmlns:w16="http://schemas.microsoft.com/office/word/2018/wordml" xmlns:w16du="http://schemas.microsoft.com/office/word/2023/wordml/word16du" xmlns:w16sdtdh="http://schemas.microsoft.com/office/word/2020/wordml/sdtdatahash" xmlns:w16sdtfl="http://schemas.microsoft.com/office/word/2024/wordml/sdtformatlock" xmlns:w16se="http://schemas.microsoft.com/office/word/2015/wordml/symex" mc:Ignorable="w14 w15 w16se w16cid w16 w16cex w16sdtdh w16sdtfl w16du">
   <w:docDefaults>
     <w:rPrDefault>
       <w:rPr>
